--- a/test_generated/10_legal_services_generated.docx
+++ b/test_generated/10_legal_services_generated.docx
@@ -75,7 +75,7 @@
           </w:tcPr>
           <w:p>
             <w:r>
-              <w:t xml:space="preserve">QTE-202604-459</w:t>
+              <w:t xml:space="preserve">QTE-202604-667</w:t>
             </w:r>
           </w:p>
         </w:tc>
@@ -96,7 +96,7 @@
           </w:tcPr>
           <w:p>
             <w:r>
-              <w:t xml:space="preserve">22 April 2026</w:t>
+              <w:t xml:space="preserve">23 April 2026</w:t>
             </w:r>
           </w:p>
         </w:tc>
@@ -119,7 +119,7 @@
           </w:tcPr>
           <w:p>
             <w:r>
-              <w:t xml:space="preserve">22 May 2026</w:t>
+              <w:t xml:space="preserve">23 May 2026</w:t>
             </w:r>
           </w:p>
         </w:tc>
